--- a/courts/second-circuit/connecticut/state/supreme-court/petition-for-discretionary-review/usage/OUTPUT-petition-for-discretionary-review.docx
+++ b/courts/second-circuit/connecticut/state/supreme-court/petition-for-discretionary-review/usage/OUTPUT-petition-for-discretionary-review.docx
@@ -250,13 +250,7 @@
         <w:t xml:space="preserve">Gould v. Warden</w:t>
       </w:r>
       <w:r>
-        <w:t xml:space="preserve">, 2019 WL 624516 (Conn.Super.)⁠(A 4</w:t>
-      </w:r>
-      <w:r>
-        <w:noBreakHyphen/>
-      </w:r>
-      <w:r>
-        <w:t xml:space="preserve">16), appeal dismissed per curiam,</w:t>
+        <w:t xml:space="preserve">, 2019 WL 624516 (Conn.Super.)⁠(A 4-⁠16), appeal dismissed per curiam,</w:t>
       </w:r>
       <w:r>
         <w:t xml:space="preserve"> </w:t>
@@ -1567,11 +1561,7 @@
               <w:jc w:val="left"/>
             </w:pPr>
             <w:r>
-              <w:t xml:space="preserve">203</w:t>
-              <w:noBreakHyphen/>
-              <w:t xml:space="preserve">387</w:t>
-              <w:noBreakHyphen/>
-              <w:t xml:space="preserve">2902</w:t>
+              <w:t xml:space="preserve">203-⁠387-⁠2902</w:t>
             </w:r>
           </w:p>
           <w:p>
@@ -1778,9 +1768,7 @@
         <w:t xml:space="preserve"> </w:t>
       </w:r>
       <w:r>
-        <w:t xml:space="preserve">84</w:t>
-        <w:noBreakHyphen/>
-        <w:t xml:space="preserve">5(b)</w:t>
+        <w:t xml:space="preserve">84-⁠5(b)</w:t>
       </w:r>
       <w:r>
         <w:t xml:space="preserve"> </w:t>
@@ -2131,9 +2119,7 @@
               <w:t xml:space="preserve"> </w:t>
             </w:r>
             <w:r>
-              <w:t xml:space="preserve">62</w:t>
-              <w:noBreakHyphen/>
-              <w:t xml:space="preserve">7.</w:t>
+              <w:t xml:space="preserve">62-⁠7.</w:t>
             </w:r>
           </w:p>
           <w:p>
@@ -3240,7 +3226,7 @@
     <w:qFormat/>
     <w:pPr>
       <w:keepLines/>
-      <w:spacing w:before="0" w:after="138" w:line="414" w:lineRule="exact"/>
+      <w:spacing w:before="44" w:after="138" w:line="414" w:lineRule="exact"/>
     </w:pPr>
     <w:rPr>
       <w:sz w:val="24"/>
